--- a/rapports/2026-06-06/EQ14/EQ14_enq3_v2/DR_malforme_1_11202E_11/04-54-89-90.docx
+++ b/rapports/2026-06-06/EQ14/EQ14_enq3_v2/DR_malforme_1_11202E_11/04-54-89-90.docx
@@ -297,7 +297,7 @@
           <w:color w:val="1F6FEB"/>
           <w:sz w:val="22"/>
         </w:rPr>
-        <w:t>⚠ INCOHÉRENCES À CORRIGER (61)</w:t>
+        <w:t>⚠ INCOHÉRENCES À CORRIGER (54)</w:t>
       </w:r>
     </w:p>
     <w:tbl>
@@ -2254,7 +2254,7 @@
                 <w:color w:val="16A34A"/>
                 <w:sz w:val="16"/>
               </w:rPr>
-              <w:t>—</w:t>
+              <w:t>s02q33, s01q00b</w:t>
             </w:r>
           </w:p>
         </w:tc>
@@ -2285,7 +2285,7 @@
                 <w:i w:val="0"/>
                 <w:sz w:val="17"/>
               </w:rPr>
-              <w:t>Incohérence!!! seulement les écoles privées paient les frais de scolarité (y compris les frais d'inscription).</w:t>
+              <w:t>Incoherent!!! La dernière fois que SEYDOU HAWA SOW a  fréquenté l'école est 9999.</w:t>
             </w:r>
           </w:p>
         </w:tc>
@@ -2408,7 +2408,7 @@
                 <w:i w:val="0"/>
                 <w:sz w:val="16"/>
               </w:rPr>
-              <w:t>S02</w:t>
+              <w:t>S04</w:t>
               <w:br/>
             </w:r>
             <w:r>
@@ -2418,7 +2418,7 @@
                 <w:color w:val="64748B"/>
                 <w:sz w:val="14"/>
               </w:rPr>
-              <w:t>Éducation</w:t>
+              <w:t>Emploi</w:t>
             </w:r>
           </w:p>
         </w:tc>
@@ -2434,7 +2434,7 @@
                 <w:color w:val="16A34A"/>
                 <w:sz w:val="16"/>
               </w:rPr>
-              <w:t>s02q33, s01q00b</w:t>
+              <w:t>—</w:t>
             </w:r>
           </w:p>
         </w:tc>
@@ -2465,7 +2465,7 @@
                 <w:i w:val="0"/>
                 <w:sz w:val="17"/>
               </w:rPr>
-              <w:t>Incoherent!!! La dernière fois que SEYDOU HAWA SOW a  fréquenté l'école est 9999.</w:t>
+              <w:t>Incohérence détectée ! Il semble peu probable que HABY DEH occupe un emploi pour l'ETAT/collectivités locales ou dans une entreprise publique/parapublique tout en travaillant moins de  6h par jour.</w:t>
             </w:r>
           </w:p>
         </w:tc>
@@ -2480,10 +2480,10 @@
               <w:rPr>
                 <w:b/>
                 <w:i w:val="0"/>
-                <w:color w:val="DC2626"/>
+                <w:color w:val="EA580C"/>
                 <w:sz w:val="16"/>
               </w:rPr>
-              <w:t>Haute</w:t>
+              <w:t>Moyenne</w:t>
             </w:r>
           </w:p>
         </w:tc>
@@ -2498,7 +2498,7 @@
                 <w:i w:val="0"/>
                 <w:sz w:val="16"/>
               </w:rPr>
-              <w:t>S04</w:t>
+              <w:t>S00</w:t>
               <w:br/>
             </w:r>
             <w:r>
@@ -2508,7 +2508,7 @@
                 <w:color w:val="64748B"/>
                 <w:sz w:val="14"/>
               </w:rPr>
-              <w:t>Emploi</w:t>
+              <w:t>Identification</w:t>
             </w:r>
           </w:p>
         </w:tc>
@@ -2524,7 +2524,7 @@
                 <w:color w:val="16A34A"/>
                 <w:sz w:val="16"/>
               </w:rPr>
-              <w:t>—</w:t>
+              <w:t>s00q07a, s00q08, s00q10, s00q13_0, s00q15_0, s00q17_0, s00q23a, s00q23b</w:t>
             </w:r>
           </w:p>
         </w:tc>
@@ -2555,7 +2555,7 @@
                 <w:i w:val="0"/>
                 <w:sz w:val="17"/>
               </w:rPr>
-              <w:t>Incohérence détectée ! Il semble peu probable que HABY DEH occupe un emploi pour l'ETAT/collectivités locales ou dans une entreprise publique/parapublique tout en travaillant moins de  6h par jour.</w:t>
+              <w:t>Prière de renseigner toutes les informations du ménage dans la section 0 avant d'entamer les autres informations.</w:t>
             </w:r>
           </w:p>
         </w:tc>
@@ -2614,7 +2614,7 @@
                 <w:color w:val="16A34A"/>
                 <w:sz w:val="16"/>
               </w:rPr>
-              <w:t>s00q07a, s00q08, s00q10, s00q13_0, s00q15_0, s00q17_0, s00q23a, s00q23b</w:t>
+              <w:t>—</w:t>
             </w:r>
           </w:p>
         </w:tc>
@@ -2645,7 +2645,7 @@
                 <w:i w:val="0"/>
                 <w:sz w:val="17"/>
               </w:rPr>
-              <w:t>Prière de renseigner toutes les informations du ménage dans la section 0 avant d'entamer les autres informations.</w:t>
+              <w:t>Il est obligatoire de prendre les coordonnées Gps avant d'administrer le questionnaire.</w:t>
             </w:r>
           </w:p>
         </w:tc>
@@ -2735,7 +2735,7 @@
                 <w:i w:val="0"/>
                 <w:sz w:val="17"/>
               </w:rPr>
-              <w:t>Il est obligatoire de prendre les coordonnées Gps avant d'administrer le questionnaire.</w:t>
+              <w:t>Prière de prendre les coordonnées GPS.</w:t>
             </w:r>
           </w:p>
         </w:tc>
@@ -2825,7 +2825,7 @@
                 <w:i w:val="0"/>
                 <w:sz w:val="17"/>
               </w:rPr>
-              <w:t>Prière de prendre les coordonnées GPS.</w:t>
+              <w:t>Les coordonnées GPS ménage prises lors de l'enquête principale diffèrent de celles du dénombrement, êtes vous sûr d'avoir enquêté le bon ménage si non chercher le bon ménage.</w:t>
             </w:r>
           </w:p>
         </w:tc>
@@ -2884,7 +2884,7 @@
                 <w:color w:val="16A34A"/>
                 <w:sz w:val="16"/>
               </w:rPr>
-              <w:t>—</w:t>
+              <w:t>s00q08, s00q10</w:t>
             </w:r>
           </w:p>
         </w:tc>
@@ -2915,7 +2915,7 @@
                 <w:i w:val="0"/>
                 <w:sz w:val="17"/>
               </w:rPr>
-              <w:t>Les coordonnées GPS ménage prises lors de l'enquête principale diffèrent de celles du dénombrement, êtes vous sûr d'avoir enquêté le bon ménage si non chercher le bon ménage.</w:t>
+              <w:t>Le ménage de SEYDOU HAWA SOW n'est pas un ménage sélectionné mais soit plutot un ménage de remplacement s'il a été réellement enquêté sinon remettez-le au ménage non rempli.</w:t>
             </w:r>
           </w:p>
         </w:tc>
@@ -2974,7 +2974,7 @@
                 <w:color w:val="16A34A"/>
                 <w:sz w:val="16"/>
               </w:rPr>
-              <w:t>s00q08, s00q10</w:t>
+              <w:t>—</w:t>
             </w:r>
           </w:p>
         </w:tc>
@@ -3005,7 +3005,7 @@
                 <w:i w:val="0"/>
                 <w:sz w:val="17"/>
               </w:rPr>
-              <w:t>Le ménage de SEYDOU HAWA SOW n'est pas un ménage sélectionné mais soit plutot un ménage de remplacement s'il a été réellement enquêté sinon remettez-le au ménage non rempli.</w:t>
+              <w:t>Attention! Il manque des informations non renseignées dans la section 0, prière de regarder toutes les autres informations dans l'identification du ménage (IDENTIFICATION ET RENSEIGNEMENTS DE CONTROLE) ou dans OBSERVATIONS pour pouvoir renseigné toutes les questions liées au ménage.</w:t>
             </w:r>
           </w:p>
         </w:tc>
@@ -3038,7 +3038,7 @@
                 <w:i w:val="0"/>
                 <w:sz w:val="16"/>
               </w:rPr>
-              <w:t>S00</w:t>
+              <w:t>S01</w:t>
               <w:br/>
             </w:r>
             <w:r>
@@ -3048,7 +3048,7 @@
                 <w:color w:val="64748B"/>
                 <w:sz w:val="14"/>
               </w:rPr>
-              <w:t>Identification</w:t>
+              <w:t>Démographie</w:t>
             </w:r>
           </w:p>
         </w:tc>
@@ -3095,7 +3095,7 @@
                 <w:i w:val="0"/>
                 <w:sz w:val="17"/>
               </w:rPr>
-              <w:t>Attention! Il manque des informations non renseignées dans la section 0, prière de regarder toutes les autres informations dans l'identification du ménage (IDENTIFICATION ET RENSEIGNEMENTS DE CONTROLE) ou dans OBSERVATIONS pour pouvoir renseigné toutes les questions liées au ménage.</w:t>
+              <w:t>Prière de verifier l'information donnée par DIEWO SOW ou corriger au niveau de la section 1.</w:t>
             </w:r>
           </w:p>
         </w:tc>
@@ -3185,7 +3185,7 @@
                 <w:i w:val="0"/>
                 <w:sz w:val="17"/>
               </w:rPr>
-              <w:t>Prière de verifier l'information donnée par DIEWO SOW ou corriger au niveau de la section 1.</w:t>
+              <w:t>Prière de verifier l'information donnée par EL HADJ MAODO MALICK SOW ou corriger au niveau de la section 1.</w:t>
             </w:r>
           </w:p>
         </w:tc>
@@ -3275,7 +3275,7 @@
                 <w:i w:val="0"/>
                 <w:sz w:val="17"/>
               </w:rPr>
-              <w:t>Prière de verifier l'information donnée par EL HADJ MAODO MALICK SOW ou corriger au niveau de la section 1.</w:t>
+              <w:t>Prière de verifier l'information donnée par YENE BA SOW ou corriger au niveau de la section 1.</w:t>
             </w:r>
           </w:p>
         </w:tc>
@@ -3334,7 +3334,7 @@
                 <w:color w:val="16A34A"/>
                 <w:sz w:val="16"/>
               </w:rPr>
-              <w:t>—</w:t>
+              <w:t>s01q10_1</w:t>
             </w:r>
           </w:p>
         </w:tc>
@@ -3365,7 +3365,7 @@
                 <w:i w:val="0"/>
                 <w:sz w:val="17"/>
               </w:rPr>
-              <w:t>Prière de verifier l'information donnée par YENE BA SOW ou corriger au niveau de la section 1.</w:t>
+              <w:t>Prière de corriger.La taille du ménage lors de l'enquête principale (9) de ce ménage est inférieur à la taille du denombrement (10), prière de fournir des explications concrètes ou aller revisiter le ménage.</w:t>
             </w:r>
           </w:p>
         </w:tc>
@@ -3398,7 +3398,7 @@
                 <w:i w:val="0"/>
                 <w:sz w:val="16"/>
               </w:rPr>
-              <w:t>S01</w:t>
+              <w:t>S02</w:t>
               <w:br/>
             </w:r>
             <w:r>
@@ -3408,7 +3408,7 @@
                 <w:color w:val="64748B"/>
                 <w:sz w:val="14"/>
               </w:rPr>
-              <w:t>Démographie</w:t>
+              <w:t>Éducation</w:t>
             </w:r>
           </w:p>
         </w:tc>
@@ -3424,7 +3424,7 @@
                 <w:color w:val="16A34A"/>
                 <w:sz w:val="16"/>
               </w:rPr>
-              <w:t>s01q10_1</w:t>
+              <w:t>s01q23, s01q00b, s01q23_autre</w:t>
             </w:r>
           </w:p>
         </w:tc>
@@ -3455,7 +3455,7 @@
                 <w:i w:val="0"/>
                 <w:sz w:val="17"/>
               </w:rPr>
-              <w:t>Prière de corriger.La taille du ménage lors de l'enquête principale (9) de ce ménage est inférieur à la taille du denombrement (10), prière de fournir des explications concrètes ou aller revisiter le ménage.</w:t>
+              <w:t>Le domaine que HABY DEH bénéficié de cette formation est CAP et semble exister dans les modalités, prière de prendre attache avec le QG pour plus d'explication afin de la classer bien.</w:t>
             </w:r>
           </w:p>
         </w:tc>
@@ -3514,7 +3514,7 @@
                 <w:color w:val="16A34A"/>
                 <w:sz w:val="16"/>
               </w:rPr>
-              <w:t>—</w:t>
+              <w:t>s01q23, s01q00b, s01q23_autre</w:t>
             </w:r>
           </w:p>
         </w:tc>
@@ -3545,7 +3545,7 @@
                 <w:i w:val="0"/>
                 <w:sz w:val="17"/>
               </w:rPr>
-              <w:t>veuillez, s'il vous plait, confirmer les frais de scolarité ( 1000 FCFA) payée de KARDIATOU BA avec le QG ou apporter les corrections nécessaires.</w:t>
+              <w:t>Le domaine que SEYDOU HAWA SOW bénéficié de cette formation est CAP et semble exister dans les modalités, prière de prendre attache avec le QG pour plus d'explication afin de la classer bien.</w:t>
             </w:r>
           </w:p>
         </w:tc>
@@ -3635,7 +3635,7 @@
                 <w:i w:val="0"/>
                 <w:sz w:val="17"/>
               </w:rPr>
-              <w:t>veuillez, s'il vous plait, confirmer les frais de scolarité ( 1000 FCFA) payée de YENE BA SOW avec le QG ou apporter les corrections nécessaires.</w:t>
+              <w:t>Prière de vous adresser à SEYDOU HAWA SOW pour avoir l'année exacte.</w:t>
             </w:r>
           </w:p>
         </w:tc>
@@ -3816,636 +3816,6 @@
                 <w:sz w:val="17"/>
               </w:rPr>
               <w:t>Veuillez, s'il vous plait, confirmer ces informations avec le QG ou apporter les corrections nécessaires.</w:t>
-            </w:r>
-          </w:p>
-        </w:tc>
-      </w:tr>
-      <w:tr>
-        <w:tc>
-          <w:tcPr>
-            <w:tcW w:type="dxa" w:w="964"/>
-          </w:tcPr>
-          <w:p>
-            <w:r>
-              <w:rPr>
-                <w:b/>
-                <w:i w:val="0"/>
-                <w:color w:val="EA580C"/>
-                <w:sz w:val="16"/>
-              </w:rPr>
-              <w:t>Moyenne</w:t>
-            </w:r>
-          </w:p>
-        </w:tc>
-        <w:tc>
-          <w:tcPr>
-            <w:tcW w:type="dxa" w:w="1247"/>
-          </w:tcPr>
-          <w:p>
-            <w:r>
-              <w:rPr>
-                <w:b/>
-                <w:i w:val="0"/>
-                <w:sz w:val="16"/>
-              </w:rPr>
-              <w:t>S02</w:t>
-              <w:br/>
-            </w:r>
-            <w:r>
-              <w:rPr>
-                <w:b w:val="0"/>
-                <w:i w:val="0"/>
-                <w:color w:val="64748B"/>
-                <w:sz w:val="14"/>
-              </w:rPr>
-              <w:t>Éducation</w:t>
-            </w:r>
-          </w:p>
-        </w:tc>
-        <w:tc>
-          <w:tcPr>
-            <w:tcW w:type="dxa" w:w="1531"/>
-          </w:tcPr>
-          <w:p>
-            <w:r>
-              <w:rPr>
-                <w:b/>
-                <w:i w:val="0"/>
-                <w:color w:val="16A34A"/>
-                <w:sz w:val="16"/>
-              </w:rPr>
-              <w:t>—</w:t>
-            </w:r>
-          </w:p>
-        </w:tc>
-        <w:tc>
-          <w:tcPr>
-            <w:tcW w:type="dxa" w:w="1191"/>
-          </w:tcPr>
-          <w:p>
-            <w:r>
-              <w:rPr>
-                <w:b w:val="0"/>
-                <w:i w:val="0"/>
-                <w:color w:val="64748B"/>
-                <w:sz w:val="16"/>
-              </w:rPr>
-              <w:t>GT-CQ</w:t>
-            </w:r>
-          </w:p>
-        </w:tc>
-        <w:tc>
-          <w:tcPr>
-            <w:tcW w:type="dxa" w:w="4706"/>
-          </w:tcPr>
-          <w:p>
-            <w:r>
-              <w:rPr>
-                <w:b w:val="0"/>
-                <w:i w:val="0"/>
-                <w:sz w:val="17"/>
-              </w:rPr>
-              <w:t>veuillez, s'il vous plait, confirmer les frais de scolarité ( 5000 FCFA) payée de CHERIF KANE avec le QG ou apporter les corrections nécessaires.</w:t>
-            </w:r>
-          </w:p>
-        </w:tc>
-      </w:tr>
-      <w:tr>
-        <w:tc>
-          <w:tcPr>
-            <w:tcW w:type="dxa" w:w="964"/>
-          </w:tcPr>
-          <w:p>
-            <w:r>
-              <w:rPr>
-                <w:b/>
-                <w:i w:val="0"/>
-                <w:color w:val="EA580C"/>
-                <w:sz w:val="16"/>
-              </w:rPr>
-              <w:t>Moyenne</w:t>
-            </w:r>
-          </w:p>
-        </w:tc>
-        <w:tc>
-          <w:tcPr>
-            <w:tcW w:type="dxa" w:w="1247"/>
-          </w:tcPr>
-          <w:p>
-            <w:r>
-              <w:rPr>
-                <w:b/>
-                <w:i w:val="0"/>
-                <w:sz w:val="16"/>
-              </w:rPr>
-              <w:t>S02</w:t>
-              <w:br/>
-            </w:r>
-            <w:r>
-              <w:rPr>
-                <w:b w:val="0"/>
-                <w:i w:val="0"/>
-                <w:color w:val="64748B"/>
-                <w:sz w:val="14"/>
-              </w:rPr>
-              <w:t>Éducation</w:t>
-            </w:r>
-          </w:p>
-        </w:tc>
-        <w:tc>
-          <w:tcPr>
-            <w:tcW w:type="dxa" w:w="1531"/>
-          </w:tcPr>
-          <w:p>
-            <w:r>
-              <w:rPr>
-                <w:b/>
-                <w:i w:val="0"/>
-                <w:color w:val="16A34A"/>
-                <w:sz w:val="16"/>
-              </w:rPr>
-              <w:t>—</w:t>
-            </w:r>
-          </w:p>
-        </w:tc>
-        <w:tc>
-          <w:tcPr>
-            <w:tcW w:type="dxa" w:w="1191"/>
-          </w:tcPr>
-          <w:p>
-            <w:r>
-              <w:rPr>
-                <w:b w:val="0"/>
-                <w:i w:val="0"/>
-                <w:color w:val="64748B"/>
-                <w:sz w:val="16"/>
-              </w:rPr>
-              <w:t>GT-CQ</w:t>
-            </w:r>
-          </w:p>
-        </w:tc>
-        <w:tc>
-          <w:tcPr>
-            <w:tcW w:type="dxa" w:w="4706"/>
-          </w:tcPr>
-          <w:p>
-            <w:r>
-              <w:rPr>
-                <w:b w:val="0"/>
-                <w:i w:val="0"/>
-                <w:sz w:val="17"/>
-              </w:rPr>
-              <w:t>veuillez, s'il vous plait, confirmer les frais de scolarité ( 5000 FCFA) payée de DIEWO SOW avec le QG ou apporter les corrections nécessaires.</w:t>
-            </w:r>
-          </w:p>
-        </w:tc>
-      </w:tr>
-      <w:tr>
-        <w:tc>
-          <w:tcPr>
-            <w:tcW w:type="dxa" w:w="964"/>
-          </w:tcPr>
-          <w:p>
-            <w:r>
-              <w:rPr>
-                <w:b/>
-                <w:i w:val="0"/>
-                <w:color w:val="EA580C"/>
-                <w:sz w:val="16"/>
-              </w:rPr>
-              <w:t>Moyenne</w:t>
-            </w:r>
-          </w:p>
-        </w:tc>
-        <w:tc>
-          <w:tcPr>
-            <w:tcW w:type="dxa" w:w="1247"/>
-          </w:tcPr>
-          <w:p>
-            <w:r>
-              <w:rPr>
-                <w:b/>
-                <w:i w:val="0"/>
-                <w:sz w:val="16"/>
-              </w:rPr>
-              <w:t>S02</w:t>
-              <w:br/>
-            </w:r>
-            <w:r>
-              <w:rPr>
-                <w:b w:val="0"/>
-                <w:i w:val="0"/>
-                <w:color w:val="64748B"/>
-                <w:sz w:val="14"/>
-              </w:rPr>
-              <w:t>Éducation</w:t>
-            </w:r>
-          </w:p>
-        </w:tc>
-        <w:tc>
-          <w:tcPr>
-            <w:tcW w:type="dxa" w:w="1531"/>
-          </w:tcPr>
-          <w:p>
-            <w:r>
-              <w:rPr>
-                <w:b/>
-                <w:i w:val="0"/>
-                <w:color w:val="16A34A"/>
-                <w:sz w:val="16"/>
-              </w:rPr>
-              <w:t>—</w:t>
-            </w:r>
-          </w:p>
-        </w:tc>
-        <w:tc>
-          <w:tcPr>
-            <w:tcW w:type="dxa" w:w="1191"/>
-          </w:tcPr>
-          <w:p>
-            <w:r>
-              <w:rPr>
-                <w:b w:val="0"/>
-                <w:i w:val="0"/>
-                <w:color w:val="64748B"/>
-                <w:sz w:val="16"/>
-              </w:rPr>
-              <w:t>GT-CQ</w:t>
-            </w:r>
-          </w:p>
-        </w:tc>
-        <w:tc>
-          <w:tcPr>
-            <w:tcW w:type="dxa" w:w="4706"/>
-          </w:tcPr>
-          <w:p>
-            <w:r>
-              <w:rPr>
-                <w:b w:val="0"/>
-                <w:i w:val="0"/>
-                <w:sz w:val="17"/>
-              </w:rPr>
-              <w:t>veuillez, s'il vous plait, confirmer les frais de scolarité ( 5000 FCFA) payée de EL HADJ MAODO MALICK SOW avec le QG ou apporter les corrections nécessaires.</w:t>
-            </w:r>
-          </w:p>
-        </w:tc>
-      </w:tr>
-      <w:tr>
-        <w:tc>
-          <w:tcPr>
-            <w:tcW w:type="dxa" w:w="964"/>
-          </w:tcPr>
-          <w:p>
-            <w:r>
-              <w:rPr>
-                <w:b/>
-                <w:i w:val="0"/>
-                <w:color w:val="EA580C"/>
-                <w:sz w:val="16"/>
-              </w:rPr>
-              <w:t>Moyenne</w:t>
-            </w:r>
-          </w:p>
-        </w:tc>
-        <w:tc>
-          <w:tcPr>
-            <w:tcW w:type="dxa" w:w="1247"/>
-          </w:tcPr>
-          <w:p>
-            <w:r>
-              <w:rPr>
-                <w:b/>
-                <w:i w:val="0"/>
-                <w:sz w:val="16"/>
-              </w:rPr>
-              <w:t>S02</w:t>
-              <w:br/>
-            </w:r>
-            <w:r>
-              <w:rPr>
-                <w:b w:val="0"/>
-                <w:i w:val="0"/>
-                <w:color w:val="64748B"/>
-                <w:sz w:val="14"/>
-              </w:rPr>
-              <w:t>Éducation</w:t>
-            </w:r>
-          </w:p>
-        </w:tc>
-        <w:tc>
-          <w:tcPr>
-            <w:tcW w:type="dxa" w:w="1531"/>
-          </w:tcPr>
-          <w:p>
-            <w:r>
-              <w:rPr>
-                <w:b/>
-                <w:i w:val="0"/>
-                <w:color w:val="16A34A"/>
-                <w:sz w:val="16"/>
-              </w:rPr>
-              <w:t>—</w:t>
-            </w:r>
-          </w:p>
-        </w:tc>
-        <w:tc>
-          <w:tcPr>
-            <w:tcW w:type="dxa" w:w="1191"/>
-          </w:tcPr>
-          <w:p>
-            <w:r>
-              <w:rPr>
-                <w:b w:val="0"/>
-                <w:i w:val="0"/>
-                <w:color w:val="64748B"/>
-                <w:sz w:val="16"/>
-              </w:rPr>
-              <w:t>GT-CQ</w:t>
-            </w:r>
-          </w:p>
-        </w:tc>
-        <w:tc>
-          <w:tcPr>
-            <w:tcW w:type="dxa" w:w="4706"/>
-          </w:tcPr>
-          <w:p>
-            <w:r>
-              <w:rPr>
-                <w:b w:val="0"/>
-                <w:i w:val="0"/>
-                <w:sz w:val="17"/>
-              </w:rPr>
-              <w:t>veuillez, s'il vous plait, confirmer les frais de scolarité ( 5000 FCFA) payée de KALIDOU BA avec le QG ou apporter les corrections nécessaires.</w:t>
-            </w:r>
-          </w:p>
-        </w:tc>
-      </w:tr>
-      <w:tr>
-        <w:tc>
-          <w:tcPr>
-            <w:tcW w:type="dxa" w:w="964"/>
-          </w:tcPr>
-          <w:p>
-            <w:r>
-              <w:rPr>
-                <w:b/>
-                <w:i w:val="0"/>
-                <w:color w:val="EA580C"/>
-                <w:sz w:val="16"/>
-              </w:rPr>
-              <w:t>Moyenne</w:t>
-            </w:r>
-          </w:p>
-        </w:tc>
-        <w:tc>
-          <w:tcPr>
-            <w:tcW w:type="dxa" w:w="1247"/>
-          </w:tcPr>
-          <w:p>
-            <w:r>
-              <w:rPr>
-                <w:b/>
-                <w:i w:val="0"/>
-                <w:sz w:val="16"/>
-              </w:rPr>
-              <w:t>S02</w:t>
-              <w:br/>
-            </w:r>
-            <w:r>
-              <w:rPr>
-                <w:b w:val="0"/>
-                <w:i w:val="0"/>
-                <w:color w:val="64748B"/>
-                <w:sz w:val="14"/>
-              </w:rPr>
-              <w:t>Éducation</w:t>
-            </w:r>
-          </w:p>
-        </w:tc>
-        <w:tc>
-          <w:tcPr>
-            <w:tcW w:type="dxa" w:w="1531"/>
-          </w:tcPr>
-          <w:p>
-            <w:r>
-              <w:rPr>
-                <w:b/>
-                <w:i w:val="0"/>
-                <w:color w:val="16A34A"/>
-                <w:sz w:val="16"/>
-              </w:rPr>
-              <w:t>s01q23, s01q00b, s01q23_autre</w:t>
-            </w:r>
-          </w:p>
-        </w:tc>
-        <w:tc>
-          <w:tcPr>
-            <w:tcW w:type="dxa" w:w="1191"/>
-          </w:tcPr>
-          <w:p>
-            <w:r>
-              <w:rPr>
-                <w:b w:val="0"/>
-                <w:i w:val="0"/>
-                <w:color w:val="64748B"/>
-                <w:sz w:val="16"/>
-              </w:rPr>
-              <w:t>GT-CQ</w:t>
-            </w:r>
-          </w:p>
-        </w:tc>
-        <w:tc>
-          <w:tcPr>
-            <w:tcW w:type="dxa" w:w="4706"/>
-          </w:tcPr>
-          <w:p>
-            <w:r>
-              <w:rPr>
-                <w:b w:val="0"/>
-                <w:i w:val="0"/>
-                <w:sz w:val="17"/>
-              </w:rPr>
-              <w:t>Le domaine que HABY DEH bénéficié de cette formation est CAP et semble exister dans les modalités, prière de prendre attache avec le QG pour plus d'explication afin de la classer bien.</w:t>
-            </w:r>
-          </w:p>
-        </w:tc>
-      </w:tr>
-      <w:tr>
-        <w:tc>
-          <w:tcPr>
-            <w:tcW w:type="dxa" w:w="964"/>
-          </w:tcPr>
-          <w:p>
-            <w:r>
-              <w:rPr>
-                <w:b/>
-                <w:i w:val="0"/>
-                <w:color w:val="EA580C"/>
-                <w:sz w:val="16"/>
-              </w:rPr>
-              <w:t>Moyenne</w:t>
-            </w:r>
-          </w:p>
-        </w:tc>
-        <w:tc>
-          <w:tcPr>
-            <w:tcW w:type="dxa" w:w="1247"/>
-          </w:tcPr>
-          <w:p>
-            <w:r>
-              <w:rPr>
-                <w:b/>
-                <w:i w:val="0"/>
-                <w:sz w:val="16"/>
-              </w:rPr>
-              <w:t>S02</w:t>
-              <w:br/>
-            </w:r>
-            <w:r>
-              <w:rPr>
-                <w:b w:val="0"/>
-                <w:i w:val="0"/>
-                <w:color w:val="64748B"/>
-                <w:sz w:val="14"/>
-              </w:rPr>
-              <w:t>Éducation</w:t>
-            </w:r>
-          </w:p>
-        </w:tc>
-        <w:tc>
-          <w:tcPr>
-            <w:tcW w:type="dxa" w:w="1531"/>
-          </w:tcPr>
-          <w:p>
-            <w:r>
-              <w:rPr>
-                <w:b/>
-                <w:i w:val="0"/>
-                <w:color w:val="16A34A"/>
-                <w:sz w:val="16"/>
-              </w:rPr>
-              <w:t>s01q23, s01q00b, s01q23_autre</w:t>
-            </w:r>
-          </w:p>
-        </w:tc>
-        <w:tc>
-          <w:tcPr>
-            <w:tcW w:type="dxa" w:w="1191"/>
-          </w:tcPr>
-          <w:p>
-            <w:r>
-              <w:rPr>
-                <w:b w:val="0"/>
-                <w:i w:val="0"/>
-                <w:color w:val="64748B"/>
-                <w:sz w:val="16"/>
-              </w:rPr>
-              <w:t>GT-CQ</w:t>
-            </w:r>
-          </w:p>
-        </w:tc>
-        <w:tc>
-          <w:tcPr>
-            <w:tcW w:type="dxa" w:w="4706"/>
-          </w:tcPr>
-          <w:p>
-            <w:r>
-              <w:rPr>
-                <w:b w:val="0"/>
-                <w:i w:val="0"/>
-                <w:sz w:val="17"/>
-              </w:rPr>
-              <w:t>Le domaine que SEYDOU HAWA SOW bénéficié de cette formation est CAP et semble exister dans les modalités, prière de prendre attache avec le QG pour plus d'explication afin de la classer bien.</w:t>
-            </w:r>
-          </w:p>
-        </w:tc>
-      </w:tr>
-      <w:tr>
-        <w:tc>
-          <w:tcPr>
-            <w:tcW w:type="dxa" w:w="964"/>
-          </w:tcPr>
-          <w:p>
-            <w:r>
-              <w:rPr>
-                <w:b/>
-                <w:i w:val="0"/>
-                <w:color w:val="EA580C"/>
-                <w:sz w:val="16"/>
-              </w:rPr>
-              <w:t>Moyenne</w:t>
-            </w:r>
-          </w:p>
-        </w:tc>
-        <w:tc>
-          <w:tcPr>
-            <w:tcW w:type="dxa" w:w="1247"/>
-          </w:tcPr>
-          <w:p>
-            <w:r>
-              <w:rPr>
-                <w:b/>
-                <w:i w:val="0"/>
-                <w:sz w:val="16"/>
-              </w:rPr>
-              <w:t>S02</w:t>
-              <w:br/>
-            </w:r>
-            <w:r>
-              <w:rPr>
-                <w:b w:val="0"/>
-                <w:i w:val="0"/>
-                <w:color w:val="64748B"/>
-                <w:sz w:val="14"/>
-              </w:rPr>
-              <w:t>Éducation</w:t>
-            </w:r>
-          </w:p>
-        </w:tc>
-        <w:tc>
-          <w:tcPr>
-            <w:tcW w:type="dxa" w:w="1531"/>
-          </w:tcPr>
-          <w:p>
-            <w:r>
-              <w:rPr>
-                <w:b/>
-                <w:i w:val="0"/>
-                <w:color w:val="16A34A"/>
-                <w:sz w:val="16"/>
-              </w:rPr>
-              <w:t>—</w:t>
-            </w:r>
-          </w:p>
-        </w:tc>
-        <w:tc>
-          <w:tcPr>
-            <w:tcW w:type="dxa" w:w="1191"/>
-          </w:tcPr>
-          <w:p>
-            <w:r>
-              <w:rPr>
-                <w:b w:val="0"/>
-                <w:i w:val="0"/>
-                <w:color w:val="64748B"/>
-                <w:sz w:val="16"/>
-              </w:rPr>
-              <w:t>GT-CQ</w:t>
-            </w:r>
-          </w:p>
-        </w:tc>
-        <w:tc>
-          <w:tcPr>
-            <w:tcW w:type="dxa" w:w="4706"/>
-          </w:tcPr>
-          <w:p>
-            <w:r>
-              <w:rPr>
-                <w:b w:val="0"/>
-                <w:i w:val="0"/>
-                <w:sz w:val="17"/>
-              </w:rPr>
-              <w:t>Prière de vous adresser à SEYDOU HAWA SOW pour avoir l'année exacte.</w:t>
             </w:r>
           </w:p>
         </w:tc>
